--- a/docs/3-activities/instructions/01.1-activity-turkey-in-pens.docx
+++ b/docs/3-activities/instructions/01.1-activity-turkey-in-pens.docx
@@ -92,7 +92,19 @@
         <w:t xml:space="preserve"> </w:t>
       </w:r>
       <w:r>
-        <w:t xml:space="preserve">you can use any software that you like to generate the plots and conduct the analysis.</w:t>
+        <w:t xml:space="preserve">you can use any software that you like to generate the plots and conduct the analysis. In this case, I would recommend downloading the Word version of this (under</w:t>
+      </w:r>
+      <w:r>
+        <w:t xml:space="preserve"> </w:t>
+      </w:r>
+      <w:r>
+        <w:t xml:space="preserve">“Other Formats”</w:t>
+      </w:r>
+      <w:r>
+        <w:t xml:space="preserve"> </w:t>
+      </w:r>
+      <w:r>
+        <w:t xml:space="preserve">the the right!) and filling it out in Word (or Google Docs).</w:t>
       </w:r>
     </w:p>
     <w:bookmarkEnd w:id="11"/>
